--- a/tillsyn/A 9402-2025 tillsynsbegäran.docx
+++ b/tillsyn/A 9402-2025 tillsynsbegäran.docx
@@ -334,7 +334,7 @@
     <w:r>
       <w:tab/>
       <w:tab/>
-      <w:t>2025-04-03</w:t>
+      <w:t>2025-04-05</w:t>
       <w:br/>
       <w:br/>
     </w:r>

--- a/tillsyn/A 9402-2025 tillsynsbegäran.docx
+++ b/tillsyn/A 9402-2025 tillsynsbegäran.docx
@@ -334,7 +334,7 @@
     <w:r>
       <w:tab/>
       <w:tab/>
-      <w:t>2025-04-05</w:t>
+      <w:t>2025-04-06</w:t>
       <w:br/>
       <w:br/>
     </w:r>

--- a/tillsyn/A 9402-2025 tillsynsbegäran.docx
+++ b/tillsyn/A 9402-2025 tillsynsbegäran.docx
@@ -334,7 +334,7 @@
     <w:r>
       <w:tab/>
       <w:tab/>
-      <w:t>2025-04-06</w:t>
+      <w:t>2025-04-07</w:t>
       <w:br/>
       <w:br/>
     </w:r>

--- a/tillsyn/A 9402-2025 tillsynsbegäran.docx
+++ b/tillsyn/A 9402-2025 tillsynsbegäran.docx
@@ -334,7 +334,7 @@
     <w:r>
       <w:tab/>
       <w:tab/>
-      <w:t>2025-04-07</w:t>
+      <w:t>2025-04-08</w:t>
       <w:br/>
       <w:br/>
     </w:r>

--- a/tillsyn/A 9402-2025 tillsynsbegäran.docx
+++ b/tillsyn/A 9402-2025 tillsynsbegäran.docx
@@ -334,7 +334,7 @@
     <w:r>
       <w:tab/>
       <w:tab/>
-      <w:t>2025-04-08</w:t>
+      <w:t>2025-04-09</w:t>
       <w:br/>
       <w:br/>
     </w:r>

--- a/tillsyn/A 9402-2025 tillsynsbegäran.docx
+++ b/tillsyn/A 9402-2025 tillsynsbegäran.docx
@@ -95,6 +95,17 @@
         <w:rPr>
           <w:b/>
         </w:rPr>
+        <w:t>Garnlav (NT)</w:t>
+      </w:r>
+      <w:r>
+        <w:t xml:space="preserve"> är en utpräglad barrskogsart som ibland kan drapera träden i norrländska grannaturskogar med hög luftfuktighet. Den förekommer även i talldominerade bestånd där den, förutom i trädens grenverk, påträffas hängande över ojämnheter i tallbarken. Arten har minskat starkt i södra och mellersta Sverige och den minskar även i sitt nordliga utbredningsområde. Orsaken till tillbakagången beror främst på slutavverkningar av naturskogsartade skogar. Bestånd med riklig förekomst bör regelmässigt sparas. Garnlav är värdväxt för den mycket sällsynta och akut hotade fjärilen barrskogslavfly (CR) som hör hemma i boreala barrskogar med riklig förekomst av värdväxten. Tidigare kunde arten konstateras årligen på flera platser vid Dala-Floda i Dalarna innan lokalerna kalavverkades. Senaste fyndet i landet av barrskogslavfly är från år 2000 då den påträffades vid Högberget i Sollefteå kommun (SLU Artdatabanken, 2024).</w:t>
+      </w:r>
+    </w:p>
+    <w:p>
+      <w:r>
+        <w:rPr>
+          <w:b/>
+        </w:rPr>
         <w:t>Skrovellav (NT)</w:t>
       </w:r>
       <w:r>
@@ -108,6 +119,35 @@
       </w:r>
       <w:r>
         <w:t xml:space="preserve"> (EN) (SLU Artdatabanken, 2024; Nitare &amp; Skogsstyrelsen, 2019).</w:t>
+      </w:r>
+    </w:p>
+    <w:p>
+      <w:r>
+        <w:rPr>
+          <w:b/>
+        </w:rPr>
+        <w:t>Ullticka (NT)</w:t>
+      </w:r>
+      <w:r>
+        <w:t xml:space="preserve"> är knuten till restbestånd av barrnaturskog och förekommer med ett tydligt optimum i orörda eller måttligt påverkade gamla granskogar där det föreligger viss kontinuitet av grov död ved. Ullticka är en bra signalart inom hela sitt utbredningsområde och i södra Sverige är den sällsynt och en god signalart för skyddsvärda granskogsmiljöer. Den hotas av avverkning och fragmentering av naturskog och äldre granskog med lång trädkontinuitet. På ullticka kan ibland ulltickeporing (VU) påträffas - det är en sällsynt ticka som nyligen delats upp i tre olika arter: </w:t>
+      </w:r>
+      <w:r>
+        <w:rPr>
+          <w:i/>
+        </w:rPr>
+        <w:t xml:space="preserve">Skeletocutis brevispora </w:t>
+      </w:r>
+      <w:r>
+        <w:t>(ulltickeporing)</w:t>
+      </w:r>
+      <w:r>
+        <w:rPr>
+          <w:i/>
+        </w:rPr>
+        <w:t>, Skeletocutis delicata och Skeletocutis exilis</w:t>
+      </w:r>
+      <w:r>
+        <w:t>. De två sistnämnda arterna står för närvarande (2020) som ej bedömda i rödlistan (SLU Artdatabanken, 2024; Nitare &amp; Skogsstyrelsen, 2019; Miettinen &amp; Niemelä, 2018).</w:t>
       </w:r>
     </w:p>
     <w:p>
@@ -145,7 +185,7 @@
         <w:t>Järpe (NT, §4)</w:t>
       </w:r>
       <w:r>
-        <w:t xml:space="preserve">, rödlistad som nära hotad och prioriterad art i Skogsvårdslagen har häckningsrevir i avverkningsanmälan. Arten har minskat med 25 (10–40) % under de senaste 12 åren och är mycket stationär inom sitt revir som är minst 25 hektar stort. Dess livsmiljöer utgörs av tät barrskog med inblandning av lövträd och en väl utvecklad flerskiktad struktur med bärris och yngre eller undertryckta, täta granar i ett lägre skikt, ofta utmed bäckar och åar inne i den skyddande granskogen. Järpen överlever inte om dess livsmiljö kalavverkas och är även känslig för röjning, gallring och avverkning där unga granar och lövträd inte sparas i tillräcklig omfattning (SLU Artdatabanken, 2022). </w:t>
+        <w:t>, rödlistad som nära hotad och prioriterad art i Skogsvårdslagen har häckningsrevir i avverkningsanmälan. Arten har minskat med 25 (10–40) % under de senaste 12 åren och är mycket stationär inom sitt revir som är minst 25 hektar stort. Dess livsmiljöer utgörs av tät barrskog med inblandning av lövträd och en väl utvecklad flerskiktad struktur med bärris och yngre eller undertryckta, täta granar i ett lägre skikt, ofta utmed bäckar och åar inne i den skyddande granskogen. Järpen överlever inte om dess livsmiljö kalavverkas och är även känslig för röjning, gallring och avverkning där unga granar och lövträd inte sparas i tillräcklig omfattning (SLU Artdatabanken, 2022).</w:t>
       </w:r>
     </w:p>
     <w:p>
@@ -334,7 +374,7 @@
     <w:r>
       <w:tab/>
       <w:tab/>
-      <w:t>2025-04-09</w:t>
+      <w:t>2025-04-10</w:t>
       <w:br/>
       <w:br/>
     </w:r>

--- a/tillsyn/A 9402-2025 tillsynsbegäran.docx
+++ b/tillsyn/A 9402-2025 tillsynsbegäran.docx
@@ -374,7 +374,7 @@
     <w:r>
       <w:tab/>
       <w:tab/>
-      <w:t>2025-04-10</w:t>
+      <w:t>2025-04-11</w:t>
       <w:br/>
       <w:br/>
     </w:r>

--- a/tillsyn/A 9402-2025 tillsynsbegäran.docx
+++ b/tillsyn/A 9402-2025 tillsynsbegäran.docx
@@ -374,7 +374,7 @@
     <w:r>
       <w:tab/>
       <w:tab/>
-      <w:t>2025-04-11</w:t>
+      <w:t>2025-04-12</w:t>
       <w:br/>
       <w:br/>
     </w:r>

--- a/tillsyn/A 9402-2025 tillsynsbegäran.docx
+++ b/tillsyn/A 9402-2025 tillsynsbegäran.docx
@@ -374,7 +374,7 @@
     <w:r>
       <w:tab/>
       <w:tab/>
-      <w:t>2025-04-12</w:t>
+      <w:t>2025-04-13</w:t>
       <w:br/>
       <w:br/>
     </w:r>

--- a/tillsyn/A 9402-2025 tillsynsbegäran.docx
+++ b/tillsyn/A 9402-2025 tillsynsbegäran.docx
@@ -374,7 +374,7 @@
     <w:r>
       <w:tab/>
       <w:tab/>
-      <w:t>2025-04-13</w:t>
+      <w:t>2025-04-14</w:t>
       <w:br/>
       <w:br/>
     </w:r>

--- a/tillsyn/A 9402-2025 tillsynsbegäran.docx
+++ b/tillsyn/A 9402-2025 tillsynsbegäran.docx
@@ -374,7 +374,7 @@
     <w:r>
       <w:tab/>
       <w:tab/>
-      <w:t>2025-04-14</w:t>
+      <w:t>2025-04-15</w:t>
       <w:br/>
       <w:br/>
     </w:r>

--- a/tillsyn/A 9402-2025 tillsynsbegäran.docx
+++ b/tillsyn/A 9402-2025 tillsynsbegäran.docx
@@ -374,7 +374,7 @@
     <w:r>
       <w:tab/>
       <w:tab/>
-      <w:t>2025-04-15</w:t>
+      <w:t>2025-04-16</w:t>
       <w:br/>
       <w:br/>
     </w:r>

--- a/tillsyn/A 9402-2025 tillsynsbegäran.docx
+++ b/tillsyn/A 9402-2025 tillsynsbegäran.docx
@@ -374,7 +374,7 @@
     <w:r>
       <w:tab/>
       <w:tab/>
-      <w:t>2025-04-16</w:t>
+      <w:t>2025-04-17</w:t>
       <w:br/>
       <w:br/>
     </w:r>

--- a/tillsyn/A 9402-2025 tillsynsbegäran.docx
+++ b/tillsyn/A 9402-2025 tillsynsbegäran.docx
@@ -374,7 +374,7 @@
     <w:r>
       <w:tab/>
       <w:tab/>
-      <w:t>2025-04-17</w:t>
+      <w:t>2025-04-18</w:t>
       <w:br/>
       <w:br/>
     </w:r>

--- a/tillsyn/A 9402-2025 tillsynsbegäran.docx
+++ b/tillsyn/A 9402-2025 tillsynsbegäran.docx
@@ -374,7 +374,7 @@
     <w:r>
       <w:tab/>
       <w:tab/>
-      <w:t>2025-04-18</w:t>
+      <w:t>2025-04-19</w:t>
       <w:br/>
       <w:br/>
     </w:r>

--- a/tillsyn/A 9402-2025 tillsynsbegäran.docx
+++ b/tillsyn/A 9402-2025 tillsynsbegäran.docx
@@ -418,7 +418,7 @@
     <w:r>
       <w:tab/>
       <w:tab/>
-      <w:t>2025-05-03</w:t>
+      <w:t>2025-05-04</w:t>
       <w:br/>
       <w:br/>
     </w:r>

--- a/tillsyn/A 9402-2025 tillsynsbegäran.docx
+++ b/tillsyn/A 9402-2025 tillsynsbegäran.docx
@@ -35,7 +35,7 @@
     </w:p>
     <w:p>
       <w:r>
-        <w:t>I avverkningsanmälan har följande 11 naturvårdsarter hittats: gammelgransskål (NT), garnlav (NT), granticka (NT), harticka (NT), järpe (NT, §4), skrovellav (NT), ullticka (NT), bårdlav (S), dvärgtufs (S), luddlav (S) och skinnlav (S). Av dessa är 7 rödlistade. För rödlistade arter har rödlistekategorin angivits inom parentes. Arter som är signalarter enligt Skogsstyrelsen har markerats med (S). För fridlysta arter anges även paragrafen i Artskyddsförordningen som arten är fridlyst enligt.</w:t>
+        <w:t>I avverkningsanmälan har följande 15 naturvårdsarter hittats: doftticka (VU, §8), knärot (VU, §8), gammelgransskål (NT), garnlav (NT), granticka (NT), harticka (NT), järpe (NT, §4), skrovellav (NT), talltita (NT, §4), ullticka (NT), vedskivlav (NT), bårdlav (S), dvärgtufs (S), luddlav (S) och skinnlav (S). Av dessa är 11 rödlistade. För rödlistade arter har rödlistekategorin angivits inom parentes. Arter som är signalarter enligt Skogsstyrelsen har markerats med (S). För fridlysta arter anges även paragrafen i Artskyddsförordningen som arten är fridlyst enligt.</w:t>
       </w:r>
     </w:p>
     <w:p>
@@ -195,6 +195,17 @@
       </w:r>
     </w:p>
     <w:p>
+      <w:r>
+        <w:rPr>
+          <w:b/>
+        </w:rPr>
+        <w:t>Vedskivlav (NT)</w:t>
+      </w:r>
+      <w:r>
+        <w:t xml:space="preserve"> växer på gammal, torr, exponerad, hård kärnved av framförallt tall i naturskogsartade bestånd. Avverkning av tallskog av naturskogskaraktär med spår av återkommande bränder är ett hot. Mängden lämplig ved att växa på för vedskivlav minskar, dels på grund av naturlig nedbrytning men framförallt på grund av att de förstörs i samband med slutavverkningar, gallringar och markberedning. Tall- och blandbarrskogar av naturskogskaraktär med spår av återkommande bränder bör skyddas (SLU Artdatabanken, 2024).</w:t>
+      </w:r>
+    </w:p>
+    <w:p>
       <w:pPr>
         <w:pStyle w:val="Heading1"/>
       </w:pPr>
@@ -204,7 +215,7 @@
     </w:p>
     <w:p>
       <w:r>
-        <w:t>Följande fridlysta arter har sina livsmiljöer och växtplatser i den avverkningsanmälda skogen: järpe (NT, §4).</w:t>
+        <w:t>Följande fridlysta arter har sina livsmiljöer och växtplatser i den avverkningsanmälda skogen: doftticka (VU, §8), knärot (VU, §8), järpe (NT, §4) och talltita (NT, §4).</w:t>
       </w:r>
     </w:p>
     <w:p>
@@ -226,10 +237,100 @@
         <w:rPr>
           <w:b/>
         </w:rPr>
+        <w:t>Doftticka (VU, §8)</w:t>
+      </w:r>
+      <w:r>
+        <w:t xml:space="preserve"> är rödlistad som sårbar (VU) och fridlyst enligt 8§ artskyddsförordningen. Den är även globalt rödlistad som Nära hotad (NT) vilket innebär att Sverige har ett internationellt ansvar för arten. Doftticka är beroende av hög och jämn luftfuktighet i gamla, ostörda skogsmiljöer och är känslig för snabba förändringar av ljus-/vindförhållanden eller uttorkning. Dofttickan är placerad i toppen av Skogsstyrelsens värdepyramid för bedömning av skog med höga naturvärden och signalerar alltid gamla sälgar och skogsområden med höga naturvärden. Avverkning av värdträd (främst sälg) utgör det största hotet och när gamla och olikåldriga skogar med sälg avverkas försvinner oftast sälgen. Dofttickan har minskat med ca 30 % under de senaste 30 åren (IUCN Redlist, 2024; Nitare &amp; Skogsstyrelsen, 2019; SLU Artdatabanken, 2024).</w:t>
+      </w:r>
+    </w:p>
+    <w:p>
+      <w:r>
+        <w:rPr>
+          <w:b/>
+        </w:rPr>
         <w:t>Järpe (NT, §4)</w:t>
       </w:r>
       <w:r>
         <w:t>, rödlistad som nära hotad och prioriterad art i Skogsvårdslagen har häckningsrevir i avverkningsanmälan. Arten har minskat med 25 (10–40) % under de senaste 12 åren och är mycket stationär inom sitt revir som är minst 25 hektar stort. Dess livsmiljöer utgörs av tät barrskog med inblandning av lövträd och en väl utvecklad flerskiktad struktur med bärris och yngre eller undertryckta, täta granar i ett lägre skikt, ofta utmed bäckar och åar inne i den skyddande granskogen. Järpen överlever inte om dess livsmiljö kalavverkas och är även känslig för röjning, gallring och avverkning där unga granar och lövträd inte sparas i tillräcklig omfattning (SLU Artdatabanken, 2022).</w:t>
+      </w:r>
+    </w:p>
+    <w:p>
+      <w:r>
+        <w:rPr>
+          <w:b/>
+        </w:rPr>
+        <w:t>Knärot (VU, §8)</w:t>
+      </w:r>
+      <w:r>
+        <w:t xml:space="preserve"> är rödlistad som sårbar (VU). För att knärot inte ska ta skada av skogsbruksåtgärder i intilliggande skog krävs buffertzoner på minst 50 meter (Johnson, 2014; Koelmeijer m.fl., 2022; Skogsstyrelsen, 2022). Arten är även känslig för gallring vilket framgår av Skogsstyrelsens egen vägledning för hänsyn till knärot (Skogsstyrelsen, 2022). För rika förekomster av knärot är reservatsbildning eller biotopskydd lämpliga åtgärder för att skydda den (SLU Artdatabanken, 2023).</w:t>
+      </w:r>
+    </w:p>
+    <w:p>
+      <w:r>
+        <w:t>I det avverkningsanmälda området finns 7 fyndplatser för knärot registrerade på Artportalen. Figur 2 visar gränserna för buffertzoner på 50 m, som behöver lämnas kring fyndplatserna för att knärotslokalerna inte ska försvinna vid en avverkning. Av det avverkningsanmälda området överlappar 2.30 ha med buffertzonerna och får av detta skäl inte avverkas.</w:t>
+      </w:r>
+    </w:p>
+    <w:p>
+      <w:pPr>
+        <w:pStyle w:val="Caption"/>
+      </w:pPr>
+      <w:r>
+        <w:drawing>
+          <wp:inline xmlns:a="http://schemas.openxmlformats.org/drawingml/2006/main" xmlns:pic="http://schemas.openxmlformats.org/drawingml/2006/picture">
+            <wp:extent cx="5486400" cy="6400134"/>
+            <wp:docPr id="2" name="Picture 2"/>
+            <wp:cNvGraphicFramePr>
+              <a:graphicFrameLocks noChangeAspect="1"/>
+            </wp:cNvGraphicFramePr>
+            <a:graphic>
+              <a:graphicData uri="http://schemas.openxmlformats.org/drawingml/2006/picture">
+                <pic:pic>
+                  <pic:nvPicPr>
+                    <pic:cNvPr id="0" name="A 9402-2025 karta knärot.png"/>
+                    <pic:cNvPicPr/>
+                  </pic:nvPicPr>
+                  <pic:blipFill>
+                    <a:blip r:embed="rId17"/>
+                    <a:stretch>
+                      <a:fillRect/>
+                    </a:stretch>
+                  </pic:blipFill>
+                  <pic:spPr>
+                    <a:xfrm>
+                      <a:off x="0" y="0"/>
+                      <a:ext cx="5486400" cy="6400134"/>
+                    </a:xfrm>
+                    <a:prstGeom prst="rect"/>
+                  </pic:spPr>
+                </pic:pic>
+              </a:graphicData>
+            </a:graphic>
+          </wp:inline>
+        </w:drawing>
+      </w:r>
+    </w:p>
+    <w:p>
+      <w:pPr>
+        <w:pStyle w:val="Caption"/>
+      </w:pPr>
+      <w:r>
+        <w:t>Figur 2. Fyndplatser och buffertzoner för knärot i det avverkningsanmälda området. Endast fyndplatser vars buffertzoner överlappar med det avverkningsanmälda området har tagits med i visualiseringen. Kartans mittpunktskoordinat är N 7478018, E 854974 i SWEREF 99 TM.</w:t>
+      </w:r>
+    </w:p>
+    <w:p>
+      <w:pPr>
+        <w:pStyle w:val="Caption"/>
+      </w:pPr>
+    </w:p>
+    <w:p>
+      <w:r>
+        <w:rPr>
+          <w:b/>
+        </w:rPr>
+        <w:t>Talltita (NT, §4)</w:t>
+      </w:r>
+      <w:r>
+        <w:t>, rödlistad som nära hotad och prioriterad art i Skogsvårdslagen har häckningsrevir i anmälan. Arten har minskat kraftigt de senaste 30 åren och minskningstakten innevarande 10-årsperiod beräknas till 20 (10–30) %. Talltitan är synnerligen trogen sitt cirka 15 hektar stora revir och är beroende av flerskiktade olikåldriga skogar för att kunna föda upp sina ungar. Talltitan försvinner om dess livsmiljö kalavverkas (Eggers &amp; Low (2014); Ekman (1979); Griesser et al (2007); Klein (2020); Siffczyk et al (2003); SLU Artdatabanken (2021).</w:t>
       </w:r>
     </w:p>
     <w:p>
@@ -290,6 +391,281 @@
         <w:t>SLU Artdatabanken, Uppsala</w:t>
       </w:r>
     </w:p>
+    <w:p>
+      <w:pPr>
+        <w:pStyle w:val="Heading1"/>
+      </w:pPr>
+      <w:r>
+        <w:t>Knärot – ekologi samt krav på livsmiljön</w:t>
+      </w:r>
+    </w:p>
+    <w:p>
+      <w:r>
+        <w:t>Knärot är fridlyst enligt 8 och 15 §§ artskyddsförordningen och klassad som sårbar (VU) enligt rödlistan 2020. Knärot är beroende av hög och jämn luftfuktighet i gamla, ostörda skogsmiljöer och är känslig för snabba förändringar av ljus-/vindförhållanden eller uttorkning. På grund av ett alltför intensivt skogsbruk har den minskat med 40 (25–50) % under de senaste 60 åren och i framtiden bedöms minskningstakten uppgå till 30 (20–40) %. Till följd av att arten har en dokumenterat högre minskningstakt i förhållande till sin generationstid än vad som tidigare varit känt (data från Riksskogstaxeringen) höjdes den till hotkategori sårbar (VU) i rödlistan 2020 (SLU Artdatabanken, 2021).</w:t>
+      </w:r>
+    </w:p>
+    <w:p>
+      <w:r>
+        <w:t xml:space="preserve">Samuel Johnsons doktorsavhandling </w:t>
+      </w:r>
+      <w:r>
+        <w:rPr>
+          <w:i/>
+        </w:rPr>
+        <w:t>“Retention Forestry as a Conservation Measure for Boreal Forest Ground Vegetation”</w:t>
+      </w:r>
+      <w:r>
+        <w:t xml:space="preserve"> (SLU, Uppsala 2014) visar att det krävs väl tilltagna skyddszoner för att knärotens växtplatser inte ska ta skada av skogsbruksåtgärder i intilliggande områden: </w:t>
+      </w:r>
+      <w:r>
+        <w:rPr>
+          <w:i/>
+        </w:rPr>
+        <w:t xml:space="preserve">“Study III shows that retention patches smaller than 0.5 ha do not lifeboat the sensitive forest herb G. repens, a species that depend on stable microclimatic conditions typical for intact forest stands.” </w:t>
+      </w:r>
+      <w:r>
+        <w:t xml:space="preserve">Vidare </w:t>
+      </w:r>
+      <w:r>
+        <w:rPr>
+          <w:i/>
+        </w:rPr>
+        <w:t>“More sensitive forest species are not lifeboated in retention patches ranging from 0.05 to 0.5 ha (Papers II &amp; III).”</w:t>
+      </w:r>
+    </w:p>
+    <w:p>
+      <w:r>
+        <w:t xml:space="preserve">Johnsons (2014) rekommendation på minst 50 meters breda skyddszoner runt knärotens växtplatser motsvarar en areal på 0,78 hektar, vilket ligger i linje med andra studier som gjorts på känsliga skogsarter: </w:t>
+      </w:r>
+      <w:r>
+        <w:rPr>
+          <w:i/>
+        </w:rPr>
+        <w:t>“In study III I also show that translocated specimens of G. repens survives well in mature forests at least 50 m from the nearest edge to an open area. Moreover, measures of temperature and humidity show that such distances from an open area is far enough to offer a microclimate that is more stable compared to what present in retention patches of around 0.1 ha. This means that the very centre of a circular patch with radius 50 m (equals a size of 0.78 ha) should offer conditions similar to interior forest and would perhaps be a suitable habitat for G. repens and similar species. Previous studies from both North America and Sweden have also concluded that patches between 0.5 and one ha are sufficient for preserving interior forest vegetation as well as sensitive lichens and bryophytes (de Graaf &amp; Roberts 2009; Halpern et al. 2012; Rudolphi et al. 2014).”</w:t>
+      </w:r>
+    </w:p>
+    <w:p>
+      <w:r>
+        <w:t>En nyligen publicerad vetenskaplig uppsats av Koelmeijer m.fl. (2022) inkluderar orkidén knärots skyddsbehov. I uppsatsen berörs problemet med uttorkning för växter, bl.a. för knärot, ett problem som blivit accentuerat på grund av den pågående klimatförändringen och torra somrar, t.ex. den exceptionellt torra sommaren 2018. I uppsatsen undersöks områden med tre olika avstånd från kalhyggeskant med avseende på skydd bl.a. för knärot. Det första området har avstånd upp till 20 m från hyggeskant (Strong edge effect), det andra 20–40 m från hyggeskant (Weak edge effect) och det tredje avser större avstånd från hyggeskant, där kanteffekten anses vara försumbar (Interior). Ett resultat var att man fann stor eller mycket stor uttorkningseffekt på känsliga och rödlistade skogsarter vid de kortare avstånden till hyggeskant, medan effekt av uttorkning inte konstaterades på större avstånd (Interior). För orkidén knärot fann man en rik förekomst (upp till 0,06 dm2/m2) på stort avstånd från hyggeskant (Interior), medan förekomsten var liten eller närmast försumbar i de områden som klassificerades som Weak edge effect respektive Strong edge effect. Arbetet påpekar att de allt oftare förekommande torra somrarna ger ytterligare skäl att utöka skyddsavståndet från hyggen till den fuktkrävande arten knärot (Koelmeijer m.fl., 2022).</w:t>
+      </w:r>
+    </w:p>
+    <w:p>
+      <w:r>
+        <w:t>Även Skogsstyrelsens egen vägledning för hänsyn till knärot ligger i linje med ovanstående forskningsstudier. Av vägledningen framgår det att för med hög sannolikhet kunna bevara befintliga förekomster krävs relativt stora avsättningar av uppvuxen skog med slutet och relativt tätt kronskikt. Som riktlinje kan krävas ett avstånd på 50 meter in från brynet för att vidmakthålla ett fungerande mikroklimat. Detta innebär att fristående hänsynsytor för många arter (kärlväxter, lavar och mossor) kan behöva ha en area överstigande 0,8 hektar (cirkelyta med radien 50 meter = 0,78 hektar) för att bibehålla lokalklimatet. Även ganska små förändringar i form av förändrade ljus- och fuktighetsförhållanden, till exempel till följd av gallring, kan leda till att arten försvinner till följd av konkurrens med mera ljuskrävande och snabbväxande arter (Skogsstyrelsen, 2022).</w:t>
+      </w:r>
+    </w:p>
+    <w:p>
+      <w:pPr>
+        <w:pStyle w:val="Heading2"/>
+      </w:pPr>
+      <w:r>
+        <w:t>Referenser – knärot</w:t>
+      </w:r>
+    </w:p>
+    <w:p>
+      <w:r>
+        <w:t xml:space="preserve">de Graaf M &amp; Roberts M.R., 2009. </w:t>
+      </w:r>
+      <w:r>
+        <w:rPr>
+          <w:i/>
+        </w:rPr>
+        <w:t xml:space="preserve">Short-term response of the herbaceous layer within leave patches after harvest. </w:t>
+      </w:r>
+      <w:r>
+        <w:t>Forest Ecology and Management 257, 1014–1025</w:t>
+      </w:r>
+    </w:p>
+    <w:p>
+      <w:r>
+        <w:t xml:space="preserve">Halpern, C. B., Halaj, J., Evans, S. A., &amp; Dovciak, M., 2012. </w:t>
+      </w:r>
+      <w:r>
+        <w:rPr>
+          <w:i/>
+        </w:rPr>
+        <w:t xml:space="preserve">Level and pattern of overstory retention interact to shape long-term responses of understories to timber harvest. </w:t>
+      </w:r>
+      <w:r>
+        <w:t>Ecological Applications, 22, 2049–2064</w:t>
+      </w:r>
+    </w:p>
+    <w:p>
+      <w:r>
+        <w:t xml:space="preserve">Koelmeijer, I. A., Ehrlén, J., Jönsson, M., De Frenne, P., Berg, P., Andersson, J., Weibull, H. &amp; Hylander, N. 2022. </w:t>
+      </w:r>
+      <w:r>
+        <w:rPr>
+          <w:i/>
+        </w:rPr>
+        <w:t xml:space="preserve">Interactive effects of drought and edge exposure on old-growth forest understory species. </w:t>
+      </w:r>
+      <w:r>
+        <w:t>Landscape Ecology, 37, sid 1839–1853</w:t>
+      </w:r>
+    </w:p>
+    <w:p>
+      <w:r>
+        <w:t xml:space="preserve">Rudolphi, J., Jönsson, M. T., &amp; Gustafsson, L., 2014. </w:t>
+      </w:r>
+      <w:r>
+        <w:rPr>
+          <w:i/>
+        </w:rPr>
+        <w:t xml:space="preserve">Biological legacies buffer local species extinction after logging. </w:t>
+      </w:r>
+      <w:r>
+        <w:t>Journal of Applied Ecology. 51, 53–62.</w:t>
+      </w:r>
+    </w:p>
+    <w:p>
+      <w:r>
+        <w:t xml:space="preserve">Skogsstyrelsen, 2022. </w:t>
+      </w:r>
+      <w:r>
+        <w:rPr>
+          <w:i/>
+        </w:rPr>
+        <w:t xml:space="preserve">Vägledning för hänsyn till knärot. </w:t>
+      </w:r>
+      <w:r>
+        <w:t>https://www.skogsstyrelsen.se/lag-och-tillsyn/artskydd/vagledningar-och-kunskapsstod-artskydd/vagledning-for-hansyn-till-knarot/</w:t>
+      </w:r>
+    </w:p>
+    <w:p>
+      <w:r>
+        <w:t xml:space="preserve">SLU Artdatabanken, 2021. </w:t>
+      </w:r>
+      <w:r>
+        <w:rPr>
+          <w:i/>
+        </w:rPr>
+        <w:t xml:space="preserve">Artfaktablad. Naturvård – artfakta. </w:t>
+      </w:r>
+      <w:r>
+        <w:t>SLU Artdatabanken, Uppsala</w:t>
+      </w:r>
+    </w:p>
+    <w:p>
+      <w:pPr>
+        <w:pStyle w:val="Heading1"/>
+      </w:pPr>
+      <w:r>
+        <w:t>Talltita – ekologi samt krav på livsmiljön</w:t>
+      </w:r>
+    </w:p>
+    <w:p>
+      <w:r>
+        <w:t>Talltita är rödlistad som NT, fridlyst och prioriterad art i Skogsvårdslagen. Den omfattas av EU:s fågeldirektiv. Arten har minskat kraftigt de senaste 30 åren och minskningstakten innevarande 10-årsperiod beräknas till 20 (10–30) % (SLU Artdatabanken, 2022).</w:t>
+      </w:r>
+    </w:p>
+    <w:p>
+      <w:r>
+        <w:t>Talltita föredrar större sammanhängande barrskogar, och finns såväl i tallskog som granskog och i lövblandad barrskog. Skogens struktur är viktig och ska helst vara flerskiktad med riklig underväxt av mindre granar, björk och andra lövträd och buskar. Tillgång på murknande högstubbar är särskilt viktig, eftersom talltitan helst själv hackar ut sitt bohål (SLU Artdatabanken, 2022).</w:t>
+      </w:r>
+    </w:p>
+    <w:p>
+      <w:r>
+        <w:t>Det finns flera studier som visar att talltita är känslig för gallring och inte överlever när dess livsmiljö kalavverkas (Eggers and Low, 2014; Griesser et al., 2007; Klein, 2020). Talltitans revir är förhållandevis stora, 10–20 hektar och arten missgynnas när skogen fragmenteras. Kalavverkning av större delar av reviret innebär att det överges (Artdatabanken, 2021).</w:t>
+      </w:r>
+    </w:p>
+    <w:p>
+      <w:r>
+        <w:t>Talltitan är synnerligen trogen sitt revir så länge paret lever och biotopen förblir intakt. Paret stannar i sitt revir året om. En förlust av ett revir har därför en stor inverkan på den lokala populationen och trakthyggesbruket anses vara orsak till den svenska populationens kraftiga minskning. Talltiteparets revirtrohet innebär att närhelst under året man observerar en adult talltita så ingår denna plats i reviret (Siffczyk et al., 2003; Ekman, 1979).</w:t>
+      </w:r>
+    </w:p>
+    <w:p>
+      <w:pPr>
+        <w:pStyle w:val="Heading2"/>
+      </w:pPr>
+      <w:r>
+        <w:t>Referenser – talltita</w:t>
+      </w:r>
+    </w:p>
+    <w:p>
+      <w:r>
+        <w:t xml:space="preserve">Eggers, S., Low, M., 2014. </w:t>
+      </w:r>
+      <w:r>
+        <w:rPr>
+          <w:i/>
+        </w:rPr>
+        <w:t xml:space="preserve">Differential demographic responses of sympatric Parids to vegetation management in boreal forest. </w:t>
+      </w:r>
+      <w:r>
+        <w:t>For. Ecol. Manage. 319, 169–175.</w:t>
+      </w:r>
+    </w:p>
+    <w:p>
+      <w:r>
+        <w:t xml:space="preserve">Ekman, J., 1979. </w:t>
+      </w:r>
+      <w:r>
+        <w:rPr>
+          <w:i/>
+        </w:rPr>
+        <w:t xml:space="preserve">Coherence, composition and territories of winter social groups of the Willow Tit Parus montanus and the Crested Tit P. cristatus. </w:t>
+      </w:r>
+      <w:r>
+        <w:t>Ornis Scandinavica, 10, pp 56–68</w:t>
+      </w:r>
+    </w:p>
+    <w:p>
+      <w:r>
+        <w:t xml:space="preserve">Griesser, M., Nystrand, M., Eggers, S., Ekman, J., 2007. </w:t>
+      </w:r>
+      <w:r>
+        <w:rPr>
+          <w:i/>
+        </w:rPr>
+        <w:t xml:space="preserve">Impact of forestry practices on fitness correlates and population productivity in an open-nesting bird species. </w:t>
+      </w:r>
+      <w:r>
+        <w:t>Conserv. Biol. 21, 767–774. https://doi.org/10.1111/j.1523- 1739.2007.00675.x</w:t>
+      </w:r>
+    </w:p>
+    <w:p>
+      <w:r>
+        <w:t xml:space="preserve">Klein, J., 2020. </w:t>
+      </w:r>
+      <w:r>
+        <w:rPr>
+          <w:i/>
+        </w:rPr>
+        <w:t xml:space="preserve">The forgotten forest – On thinning, retention, and biodiversity in the boreal forest. </w:t>
+      </w:r>
+      <w:r>
+        <w:t>Doctoral Thesis No. 2020:50</w:t>
+      </w:r>
+    </w:p>
+    <w:p>
+      <w:r>
+        <w:t xml:space="preserve">Siffczyk, C., Brotons, L., Kangas, K., Orell, M., 2003. </w:t>
+      </w:r>
+      <w:r>
+        <w:rPr>
+          <w:i/>
+        </w:rPr>
+        <w:t xml:space="preserve">Home range size of willow tits. </w:t>
+      </w:r>
+      <w:r>
+        <w:t>Oecologica, 136, 635–642 (2003)</w:t>
+      </w:r>
+    </w:p>
+    <w:p>
+      <w:r>
+        <w:t xml:space="preserve">SLU Artdatabanken, 2021. </w:t>
+      </w:r>
+      <w:r>
+        <w:rPr>
+          <w:i/>
+        </w:rPr>
+        <w:t xml:space="preserve">Artfaktablad. Naturvård – artfakta. </w:t>
+      </w:r>
+      <w:r>
+        <w:t>SLU Artdatabanken, Uppsala</w:t>
+      </w:r>
+    </w:p>
     <w:sectPr>
       <w:headerReference w:type="even" r:id="rId8"/>
       <w:headerReference w:type="default" r:id="rId9"/>
@@ -418,7 +794,7 @@
     <w:r>
       <w:tab/>
       <w:tab/>
-      <w:t>2025-05-04</w:t>
+      <w:t>2025-05-06</w:t>
       <w:br/>
       <w:br/>
     </w:r>

--- a/tillsyn/A 9402-2025 tillsynsbegäran.docx
+++ b/tillsyn/A 9402-2025 tillsynsbegäran.docx
@@ -794,7 +794,7 @@
     <w:r>
       <w:tab/>
       <w:tab/>
-      <w:t>2025-05-06</w:t>
+      <w:t>2025-05-07</w:t>
       <w:br/>
       <w:br/>
     </w:r>

--- a/tillsyn/A 9402-2025 tillsynsbegäran.docx
+++ b/tillsyn/A 9402-2025 tillsynsbegäran.docx
@@ -794,7 +794,7 @@
     <w:r>
       <w:tab/>
       <w:tab/>
-      <w:t>2025-05-07</w:t>
+      <w:t>2025-05-08</w:t>
       <w:br/>
       <w:br/>
     </w:r>

--- a/tillsyn/A 9402-2025 tillsynsbegäran.docx
+++ b/tillsyn/A 9402-2025 tillsynsbegäran.docx
@@ -35,7 +35,7 @@
     </w:p>
     <w:p>
       <w:r>
-        <w:t>I avverkningsanmälan har följande 15 naturvårdsarter hittats: doftticka (VU, §8), knärot (VU, §8), gammelgransskål (NT), garnlav (NT), granticka (NT), harticka (NT), järpe (NT, §4), skrovellav (NT), talltita (NT, §4), ullticka (NT), vedskivlav (NT), bårdlav (S), dvärgtufs (S), luddlav (S) och skinnlav (S). Av dessa är 11 rödlistade. För rödlistade arter har rödlistekategorin angivits inom parentes. Arter som är signalarter enligt Skogsstyrelsen har markerats med (S). För fridlysta arter anges även paragrafen i Artskyddsförordningen som arten är fridlyst enligt.</w:t>
+        <w:t>I avverkningsanmälan har följande 20 naturvårdsarter hittats: doftticka (VU, §8), knärot (VU, §8), gammelgransskål (NT), garnlav (NT), granticka (NT), harticka (NT), järpe (NT, §4), rosenticka (NT), skrovellav (NT), svart taggsvamp (NT), talltita (NT, §4), ullticka (NT), vedskivlav (NT), bårdlav (S), dvärgtufs (S), luddlav (S), plattlummer (S, §9), skinnlav (S), stuplav (S) och ögonpyrola (S). Av dessa är 13 rödlistade. För rödlistade arter har rödlistekategorin angivits inom parentes. Arter som är signalarter enligt Skogsstyrelsen har markerats med (S). För fridlysta arter anges även paragrafen i Artskyddsförordningen som arten är fridlyst enligt.</w:t>
       </w:r>
     </w:p>
     <w:p>
@@ -139,6 +139,17 @@
         <w:rPr>
           <w:b/>
         </w:rPr>
+        <w:t>Rosenticka (NT)</w:t>
+      </w:r>
+      <w:r>
+        <w:t>, rödlistad som nära hotad, ingår i en karaktäristisk association av vedsvampar som växer på gamla, grova granlågor i urskogsartade barrskogar. Den är placerad i toppen av Skogsstyrelsens värdepyramid för bedömning av skog med höga naturvärden och indikerar ett granskogsekosystem med långvarig kontinuitet av grova lågor. Artens beroende av grova granlågor innebär att alla skogsskötselåtgärder på eller i omedelbar närhet av lokalerna utgör ett hot på lång sikt. Det är angeläget att populationerna inte ytterligare glesas ut och ett tillräckligt antal områden där arten nu finns måste sparas för framtiden (Nitare &amp; Skogsstyrelsen, 2019; SLU Artdatabanken, 2024).</w:t>
+      </w:r>
+    </w:p>
+    <w:p>
+      <w:r>
+        <w:rPr>
+          <w:b/>
+        </w:rPr>
         <w:t xml:space="preserve">Skinnlav </w:t>
       </w:r>
       <w:r>
@@ -163,6 +174,37 @@
       </w:r>
       <w:r>
         <w:t xml:space="preserve"> (EN) (SLU Artdatabanken, 2024; Nitare &amp; Skogsstyrelsen, 2019).</w:t>
+      </w:r>
+    </w:p>
+    <w:p>
+      <w:r>
+        <w:rPr>
+          <w:b/>
+        </w:rPr>
+        <w:t>Stuplav</w:t>
+      </w:r>
+      <w:r>
+        <w:t xml:space="preserve"> är en mycket bra signalart i hela sitt utbredningsområde och förekommer nästan enbart i skogsmiljöer med höga naturvärden. Den indikerar långvarig förekomst av gamla lövträd och miljöer med konstant hög luftfuktighet. I skogar med suboceaniskt klimat finns det en mycket sällsynt parasit, njurlavsknapp </w:t>
+      </w:r>
+      <w:r>
+        <w:rPr>
+          <w:i/>
+        </w:rPr>
+        <w:t>Pletocarpon nephromeum</w:t>
+      </w:r>
+      <w:r>
+        <w:t xml:space="preserve"> (EN), som växer på stuplav (SLU Artdatabanken, 2024; Nitare &amp; Skogsstyrelsen, 2019).</w:t>
+      </w:r>
+    </w:p>
+    <w:p>
+      <w:r>
+        <w:rPr>
+          <w:b/>
+        </w:rPr>
+        <w:t xml:space="preserve">Svart taggsvamp (NT) </w:t>
+      </w:r>
+      <w:r>
+        <w:t>bildar huvudsakligen mykorrhiza med gran och tall, men även med ek och bok. Slutavverkning utgör det största hotet mot arten och den överlever sannolikt inte en föryngringshuggning då barrträdens rötter dör efter avverkningen. Förekomsterna i barrskog är särskilt utsatta eftersom arten föredrar att växa i äldre, virkesrika skogar med högre bonitet, som avverkas i rask takt. Fler äldre, virkesrika barrskogar med högre bonitet måste formellt skyddas som biotopskyddsområden eller naturreservat. Även oskyddade växtplatser i lövskogsbiotoper bör få ett starkt skydd. Skogsområden med svart taggsvamp bör inte gallras eller plockhuggas om inte huggningen efterföljs av skogsbete (SLU Artdatabanken, 2024).</w:t>
       </w:r>
     </w:p>
     <w:p>
@@ -215,7 +257,7 @@
     </w:p>
     <w:p>
       <w:r>
-        <w:t>Följande fridlysta arter har sina livsmiljöer och växtplatser i den avverkningsanmälda skogen: doftticka (VU, §8), knärot (VU, §8), järpe (NT, §4) och talltita (NT, §4).</w:t>
+        <w:t>Följande fridlysta arter har sina livsmiljöer och växtplatser i den avverkningsanmälda skogen: doftticka (VU, §8), knärot (VU, §8), järpe (NT, §4), talltita (NT, §4) och plattlummer (S, §9).</w:t>
       </w:r>
     </w:p>
     <w:p>
@@ -267,7 +309,7 @@
     </w:p>
     <w:p>
       <w:r>
-        <w:t>I det avverkningsanmälda området finns 7 fyndplatser för knärot registrerade på Artportalen. Figur 2 visar gränserna för buffertzoner på 50 m, som behöver lämnas kring fyndplatserna för att knärotslokalerna inte ska försvinna vid en avverkning. Av det avverkningsanmälda området överlappar 2.30 ha med buffertzonerna och får av detta skäl inte avverkas.</w:t>
+        <w:t>I det avverkningsanmälda området finns 36 fyndplatser för knärot registrerade på Artportalen. Figur 2 visar gränserna för buffertzoner på 50 m, som behöver lämnas kring fyndplatserna för att knärotslokalerna inte ska försvinna vid en avverkning. Av det avverkningsanmälda området överlappar 11.80 ha med buffertzonerna och får av detta skäl inte avverkas.</w:t>
       </w:r>
     </w:p>
     <w:p>
@@ -794,7 +836,7 @@
     <w:r>
       <w:tab/>
       <w:tab/>
-      <w:t>2025-05-08</w:t>
+      <w:t>2025-05-09</w:t>
       <w:br/>
       <w:br/>
     </w:r>

--- a/tillsyn/A 9402-2025 tillsynsbegäran.docx
+++ b/tillsyn/A 9402-2025 tillsynsbegäran.docx
@@ -836,7 +836,7 @@
     <w:r>
       <w:tab/>
       <w:tab/>
-      <w:t>2025-05-09</w:t>
+      <w:t>2025-05-10</w:t>
       <w:br/>
       <w:br/>
     </w:r>

--- a/tillsyn/A 9402-2025 tillsynsbegäran.docx
+++ b/tillsyn/A 9402-2025 tillsynsbegäran.docx
@@ -836,7 +836,7 @@
     <w:r>
       <w:tab/>
       <w:tab/>
-      <w:t>2025-05-10</w:t>
+      <w:t>2025-05-11</w:t>
       <w:br/>
       <w:br/>
     </w:r>

--- a/tillsyn/A 9402-2025 tillsynsbegäran.docx
+++ b/tillsyn/A 9402-2025 tillsynsbegäran.docx
@@ -836,7 +836,7 @@
     <w:r>
       <w:tab/>
       <w:tab/>
-      <w:t>2025-05-11</w:t>
+      <w:t>2025-05-12</w:t>
       <w:br/>
       <w:br/>
     </w:r>

--- a/tillsyn/A 9402-2025 tillsynsbegäran.docx
+++ b/tillsyn/A 9402-2025 tillsynsbegäran.docx
@@ -836,7 +836,7 @@
     <w:r>
       <w:tab/>
       <w:tab/>
-      <w:t>2025-05-12</w:t>
+      <w:t>2025-05-13</w:t>
       <w:br/>
       <w:br/>
     </w:r>

--- a/tillsyn/A 9402-2025 tillsynsbegäran.docx
+++ b/tillsyn/A 9402-2025 tillsynsbegäran.docx
@@ -836,7 +836,7 @@
     <w:r>
       <w:tab/>
       <w:tab/>
-      <w:t>2025-05-13</w:t>
+      <w:t>2025-05-14</w:t>
       <w:br/>
       <w:br/>
     </w:r>

--- a/tillsyn/A 9402-2025 tillsynsbegäran.docx
+++ b/tillsyn/A 9402-2025 tillsynsbegäran.docx
@@ -836,7 +836,7 @@
     <w:r>
       <w:tab/>
       <w:tab/>
-      <w:t>2025-05-14</w:t>
+      <w:t>2025-05-15</w:t>
       <w:br/>
       <w:br/>
     </w:r>

--- a/tillsyn/A 9402-2025 tillsynsbegäran.docx
+++ b/tillsyn/A 9402-2025 tillsynsbegäran.docx
@@ -836,7 +836,7 @@
     <w:r>
       <w:tab/>
       <w:tab/>
-      <w:t>2025-05-15</w:t>
+      <w:t>2025-05-16</w:t>
       <w:br/>
       <w:br/>
     </w:r>

--- a/tillsyn/A 9402-2025 tillsynsbegäran.docx
+++ b/tillsyn/A 9402-2025 tillsynsbegäran.docx
@@ -836,7 +836,7 @@
     <w:r>
       <w:tab/>
       <w:tab/>
-      <w:t>2025-05-16</w:t>
+      <w:t>2025-05-17</w:t>
       <w:br/>
       <w:br/>
     </w:r>

--- a/tillsyn/A 9402-2025 tillsynsbegäran.docx
+++ b/tillsyn/A 9402-2025 tillsynsbegäran.docx
@@ -836,7 +836,7 @@
     <w:r>
       <w:tab/>
       <w:tab/>
-      <w:t>2025-05-17</w:t>
+      <w:t>2025-05-18</w:t>
       <w:br/>
       <w:br/>
     </w:r>

--- a/tillsyn/A 9402-2025 tillsynsbegäran.docx
+++ b/tillsyn/A 9402-2025 tillsynsbegäran.docx
@@ -836,7 +836,7 @@
     <w:r>
       <w:tab/>
       <w:tab/>
-      <w:t>2025-05-18</w:t>
+      <w:t>2025-05-19</w:t>
       <w:br/>
       <w:br/>
     </w:r>

--- a/tillsyn/A 9402-2025 tillsynsbegäran.docx
+++ b/tillsyn/A 9402-2025 tillsynsbegäran.docx
@@ -836,7 +836,7 @@
     <w:r>
       <w:tab/>
       <w:tab/>
-      <w:t>2025-05-19</w:t>
+      <w:t>2025-05-20</w:t>
       <w:br/>
       <w:br/>
     </w:r>

--- a/tillsyn/A 9402-2025 tillsynsbegäran.docx
+++ b/tillsyn/A 9402-2025 tillsynsbegäran.docx
@@ -836,7 +836,7 @@
     <w:r>
       <w:tab/>
       <w:tab/>
-      <w:t>2025-05-20</w:t>
+      <w:t>2025-05-21</w:t>
       <w:br/>
       <w:br/>
     </w:r>

--- a/tillsyn/A 9402-2025 tillsynsbegäran.docx
+++ b/tillsyn/A 9402-2025 tillsynsbegäran.docx
@@ -836,7 +836,7 @@
     <w:r>
       <w:tab/>
       <w:tab/>
-      <w:t>2025-05-21</w:t>
+      <w:t>2025-05-22</w:t>
       <w:br/>
       <w:br/>
     </w:r>

--- a/tillsyn/A 9402-2025 tillsynsbegäran.docx
+++ b/tillsyn/A 9402-2025 tillsynsbegäran.docx
@@ -836,7 +836,7 @@
     <w:r>
       <w:tab/>
       <w:tab/>
-      <w:t>2025-05-22</w:t>
+      <w:t>2025-05-23</w:t>
       <w:br/>
       <w:br/>
     </w:r>

--- a/tillsyn/A 9402-2025 tillsynsbegäran.docx
+++ b/tillsyn/A 9402-2025 tillsynsbegäran.docx
@@ -836,7 +836,7 @@
     <w:r>
       <w:tab/>
       <w:tab/>
-      <w:t>2025-05-23</w:t>
+      <w:t>2025-05-24</w:t>
       <w:br/>
       <w:br/>
     </w:r>

--- a/tillsyn/A 9402-2025 tillsynsbegäran.docx
+++ b/tillsyn/A 9402-2025 tillsynsbegäran.docx
@@ -836,7 +836,7 @@
     <w:r>
       <w:tab/>
       <w:tab/>
-      <w:t>2025-05-24</w:t>
+      <w:t>2025-05-25</w:t>
       <w:br/>
       <w:br/>
     </w:r>

--- a/tillsyn/A 9402-2025 tillsynsbegäran.docx
+++ b/tillsyn/A 9402-2025 tillsynsbegäran.docx
@@ -836,7 +836,7 @@
     <w:r>
       <w:tab/>
       <w:tab/>
-      <w:t>2025-05-25</w:t>
+      <w:t>2025-05-26</w:t>
       <w:br/>
       <w:br/>
     </w:r>

--- a/tillsyn/A 9402-2025 tillsynsbegäran.docx
+++ b/tillsyn/A 9402-2025 tillsynsbegäran.docx
@@ -836,7 +836,7 @@
     <w:r>
       <w:tab/>
       <w:tab/>
-      <w:t>2025-05-26</w:t>
+      <w:t>2025-05-27</w:t>
       <w:br/>
       <w:br/>
     </w:r>

--- a/tillsyn/A 9402-2025 tillsynsbegäran.docx
+++ b/tillsyn/A 9402-2025 tillsynsbegäran.docx
@@ -245,6 +245,17 @@
       </w:r>
       <w:r>
         <w:t xml:space="preserve"> växer på gammal, torr, exponerad, hård kärnved av framförallt tall i naturskogsartade bestånd. Avverkning av tallskog av naturskogskaraktär med spår av återkommande bränder är ett hot. Mängden lämplig ved att växa på för vedskivlav minskar, dels på grund av naturlig nedbrytning men framförallt på grund av att de förstörs i samband med slutavverkningar, gallringar och markberedning. Tall- och blandbarrskogar av naturskogskaraktär med spår av återkommande bränder bör skyddas (SLU Artdatabanken, 2024).</w:t>
+      </w:r>
+    </w:p>
+    <w:p>
+      <w:r>
+        <w:rPr>
+          <w:b/>
+        </w:rPr>
+        <w:t xml:space="preserve">Ögonpyrola </w:t>
+      </w:r>
+      <w:r>
+        <w:t>är normalt en bra signalart som visar på områden med höga naturvärden och stabila förhållanden, särskilt inom näringsfattiga trakter. Växten är mycket känslig för markskador och försvinner snabbt efter slutavverkning. Den hotas också av skogsgödsling och markavvattning (Nitare &amp; Skogsstyrelsen, 2019).</w:t>
       </w:r>
     </w:p>
     <w:p>
@@ -836,7 +847,7 @@
     <w:r>
       <w:tab/>
       <w:tab/>
-      <w:t>2025-05-27</w:t>
+      <w:t>2025-05-30</w:t>
       <w:br/>
       <w:br/>
     </w:r>

--- a/tillsyn/A 9402-2025 tillsynsbegäran.docx
+++ b/tillsyn/A 9402-2025 tillsynsbegäran.docx
@@ -847,7 +847,7 @@
     <w:r>
       <w:tab/>
       <w:tab/>
-      <w:t>2025-05-30</w:t>
+      <w:t>2025-06-01</w:t>
       <w:br/>
       <w:br/>
     </w:r>

--- a/tillsyn/A 9402-2025 tillsynsbegäran.docx
+++ b/tillsyn/A 9402-2025 tillsynsbegäran.docx
@@ -847,7 +847,7 @@
     <w:r>
       <w:tab/>
       <w:tab/>
-      <w:t>2025-06-01</w:t>
+      <w:t>2025-06-02</w:t>
       <w:br/>
       <w:br/>
     </w:r>

--- a/tillsyn/A 9402-2025 tillsynsbegäran.docx
+++ b/tillsyn/A 9402-2025 tillsynsbegäran.docx
@@ -847,7 +847,7 @@
     <w:r>
       <w:tab/>
       <w:tab/>
-      <w:t>2025-06-02</w:t>
+      <w:t>2025-06-03</w:t>
       <w:br/>
       <w:br/>
     </w:r>

--- a/tillsyn/A 9402-2025 tillsynsbegäran.docx
+++ b/tillsyn/A 9402-2025 tillsynsbegäran.docx
@@ -847,7 +847,7 @@
     <w:r>
       <w:tab/>
       <w:tab/>
-      <w:t>2025-06-03</w:t>
+      <w:t>2025-06-04</w:t>
       <w:br/>
       <w:br/>
     </w:r>

--- a/tillsyn/A 9402-2025 tillsynsbegäran.docx
+++ b/tillsyn/A 9402-2025 tillsynsbegäran.docx
@@ -847,7 +847,7 @@
     <w:r>
       <w:tab/>
       <w:tab/>
-      <w:t>2025-06-04</w:t>
+      <w:t>2025-06-05</w:t>
       <w:br/>
       <w:br/>
     </w:r>

--- a/tillsyn/A 9402-2025 tillsynsbegäran.docx
+++ b/tillsyn/A 9402-2025 tillsynsbegäran.docx
@@ -847,7 +847,7 @@
     <w:r>
       <w:tab/>
       <w:tab/>
-      <w:t>2025-06-13</w:t>
+      <w:t>2025-06-15</w:t>
       <w:br/>
       <w:br/>
     </w:r>

--- a/tillsyn/A 9402-2025 tillsynsbegäran.docx
+++ b/tillsyn/A 9402-2025 tillsynsbegäran.docx
@@ -847,7 +847,7 @@
     <w:r>
       <w:tab/>
       <w:tab/>
-      <w:t>2025-06-15</w:t>
+      <w:t>2025-06-16</w:t>
       <w:br/>
       <w:br/>
     </w:r>

--- a/tillsyn/A 9402-2025 tillsynsbegäran.docx
+++ b/tillsyn/A 9402-2025 tillsynsbegäran.docx
@@ -847,7 +847,7 @@
     <w:r>
       <w:tab/>
       <w:tab/>
-      <w:t>2025-06-16</w:t>
+      <w:t>2025-06-17</w:t>
       <w:br/>
       <w:br/>
     </w:r>

--- a/tillsyn/A 9402-2025 tillsynsbegäran.docx
+++ b/tillsyn/A 9402-2025 tillsynsbegäran.docx
@@ -847,7 +847,7 @@
     <w:r>
       <w:tab/>
       <w:tab/>
-      <w:t>2025-06-17</w:t>
+      <w:t>2025-06-18</w:t>
       <w:br/>
       <w:br/>
     </w:r>

--- a/tillsyn/A 9402-2025 tillsynsbegäran.docx
+++ b/tillsyn/A 9402-2025 tillsynsbegäran.docx
@@ -847,7 +847,7 @@
     <w:r>
       <w:tab/>
       <w:tab/>
-      <w:t>2025-06-18</w:t>
+      <w:t>2025-06-19</w:t>
       <w:br/>
       <w:br/>
     </w:r>

--- a/tillsyn/A 9402-2025 tillsynsbegäran.docx
+++ b/tillsyn/A 9402-2025 tillsynsbegäran.docx
@@ -847,7 +847,7 @@
     <w:r>
       <w:tab/>
       <w:tab/>
-      <w:t>2025-06-19</w:t>
+      <w:t>2025-06-20</w:t>
       <w:br/>
       <w:br/>
     </w:r>

--- a/tillsyn/A 9402-2025 tillsynsbegäran.docx
+++ b/tillsyn/A 9402-2025 tillsynsbegäran.docx
@@ -847,7 +847,7 @@
     <w:r>
       <w:tab/>
       <w:tab/>
-      <w:t>2025-06-20</w:t>
+      <w:t>2025-06-21</w:t>
       <w:br/>
       <w:br/>
     </w:r>

--- a/tillsyn/A 9402-2025 tillsynsbegäran.docx
+++ b/tillsyn/A 9402-2025 tillsynsbegäran.docx
@@ -847,7 +847,7 @@
     <w:r>
       <w:tab/>
       <w:tab/>
-      <w:t>2025-06-21</w:t>
+      <w:t>2025-06-22</w:t>
       <w:br/>
       <w:br/>
     </w:r>

--- a/tillsyn/A 9402-2025 tillsynsbegäran.docx
+++ b/tillsyn/A 9402-2025 tillsynsbegäran.docx
@@ -847,7 +847,7 @@
     <w:r>
       <w:tab/>
       <w:tab/>
-      <w:t>2025-06-22</w:t>
+      <w:t>2025-06-23</w:t>
       <w:br/>
       <w:br/>
     </w:r>

--- a/tillsyn/A 9402-2025 tillsynsbegäran.docx
+++ b/tillsyn/A 9402-2025 tillsynsbegäran.docx
@@ -847,7 +847,7 @@
     <w:r>
       <w:tab/>
       <w:tab/>
-      <w:t>2025-06-23</w:t>
+      <w:t>2025-06-24</w:t>
       <w:br/>
       <w:br/>
     </w:r>

--- a/tillsyn/A 9402-2025 tillsynsbegäran.docx
+++ b/tillsyn/A 9402-2025 tillsynsbegäran.docx
@@ -847,7 +847,7 @@
     <w:r>
       <w:tab/>
       <w:tab/>
-      <w:t>2025-06-24</w:t>
+      <w:t>2025-06-25</w:t>
       <w:br/>
       <w:br/>
     </w:r>

--- a/tillsyn/A 9402-2025 tillsynsbegäran.docx
+++ b/tillsyn/A 9402-2025 tillsynsbegäran.docx
@@ -847,7 +847,7 @@
     <w:r>
       <w:tab/>
       <w:tab/>
-      <w:t>2025-06-25</w:t>
+      <w:t>2025-06-26</w:t>
       <w:br/>
       <w:br/>
     </w:r>

--- a/tillsyn/A 9402-2025 tillsynsbegäran.docx
+++ b/tillsyn/A 9402-2025 tillsynsbegäran.docx
@@ -847,7 +847,7 @@
     <w:r>
       <w:tab/>
       <w:tab/>
-      <w:t>2025-06-26</w:t>
+      <w:t>2025-06-27</w:t>
       <w:br/>
       <w:br/>
     </w:r>

--- a/tillsyn/A 9402-2025 tillsynsbegäran.docx
+++ b/tillsyn/A 9402-2025 tillsynsbegäran.docx
@@ -847,7 +847,7 @@
     <w:r>
       <w:tab/>
       <w:tab/>
-      <w:t>2025-06-27</w:t>
+      <w:t>2025-06-28</w:t>
       <w:br/>
       <w:br/>
     </w:r>

--- a/tillsyn/A 9402-2025 tillsynsbegäran.docx
+++ b/tillsyn/A 9402-2025 tillsynsbegäran.docx
@@ -847,7 +847,7 @@
     <w:r>
       <w:tab/>
       <w:tab/>
-      <w:t>2025-06-28</w:t>
+      <w:t>2025-06-29</w:t>
       <w:br/>
       <w:br/>
     </w:r>

--- a/tillsyn/A 9402-2025 tillsynsbegäran.docx
+++ b/tillsyn/A 9402-2025 tillsynsbegäran.docx
@@ -847,7 +847,7 @@
     <w:r>
       <w:tab/>
       <w:tab/>
-      <w:t>2025-06-29</w:t>
+      <w:t>2025-06-30</w:t>
       <w:br/>
       <w:br/>
     </w:r>

--- a/tillsyn/A 9402-2025 tillsynsbegäran.docx
+++ b/tillsyn/A 9402-2025 tillsynsbegäran.docx
@@ -847,7 +847,7 @@
     <w:r>
       <w:tab/>
       <w:tab/>
-      <w:t>2025-06-30</w:t>
+      <w:t>2025-07-01</w:t>
       <w:br/>
       <w:br/>
     </w:r>

--- a/tillsyn/A 9402-2025 tillsynsbegäran.docx
+++ b/tillsyn/A 9402-2025 tillsynsbegäran.docx
@@ -847,7 +847,7 @@
     <w:r>
       <w:tab/>
       <w:tab/>
-      <w:t>2025-07-01</w:t>
+      <w:t>2025-07-02</w:t>
       <w:br/>
       <w:br/>
     </w:r>

--- a/tillsyn/A 9402-2025 tillsynsbegäran.docx
+++ b/tillsyn/A 9402-2025 tillsynsbegäran.docx
@@ -847,7 +847,7 @@
     <w:r>
       <w:tab/>
       <w:tab/>
-      <w:t>2025-07-02</w:t>
+      <w:t>2025-07-03</w:t>
       <w:br/>
       <w:br/>
     </w:r>

--- a/tillsyn/A 9402-2025 tillsynsbegäran.docx
+++ b/tillsyn/A 9402-2025 tillsynsbegäran.docx
@@ -847,7 +847,7 @@
     <w:r>
       <w:tab/>
       <w:tab/>
-      <w:t>2025-07-03</w:t>
+      <w:t>2025-07-04</w:t>
       <w:br/>
       <w:br/>
     </w:r>

--- a/tillsyn/A 9402-2025 tillsynsbegäran.docx
+++ b/tillsyn/A 9402-2025 tillsynsbegäran.docx
@@ -847,7 +847,7 @@
     <w:r>
       <w:tab/>
       <w:tab/>
-      <w:t>2025-07-04</w:t>
+      <w:t>2025-07-05</w:t>
       <w:br/>
       <w:br/>
     </w:r>

--- a/tillsyn/A 9402-2025 tillsynsbegäran.docx
+++ b/tillsyn/A 9402-2025 tillsynsbegäran.docx
@@ -847,7 +847,7 @@
     <w:r>
       <w:tab/>
       <w:tab/>
-      <w:t>2025-07-05</w:t>
+      <w:t>2025-07-06</w:t>
       <w:br/>
       <w:br/>
     </w:r>

--- a/tillsyn/A 9402-2025 tillsynsbegäran.docx
+++ b/tillsyn/A 9402-2025 tillsynsbegäran.docx
@@ -847,7 +847,7 @@
     <w:r>
       <w:tab/>
       <w:tab/>
-      <w:t>2025-07-06</w:t>
+      <w:t>2025-07-07</w:t>
       <w:br/>
       <w:br/>
     </w:r>

--- a/tillsyn/A 9402-2025 tillsynsbegäran.docx
+++ b/tillsyn/A 9402-2025 tillsynsbegäran.docx
@@ -847,7 +847,7 @@
     <w:r>
       <w:tab/>
       <w:tab/>
-      <w:t>2025-07-07</w:t>
+      <w:t>2025-07-08</w:t>
       <w:br/>
       <w:br/>
     </w:r>

--- a/tillsyn/A 9402-2025 tillsynsbegäran.docx
+++ b/tillsyn/A 9402-2025 tillsynsbegäran.docx
@@ -847,7 +847,7 @@
     <w:r>
       <w:tab/>
       <w:tab/>
-      <w:t>2025-07-08</w:t>
+      <w:t>2025-07-09</w:t>
       <w:br/>
       <w:br/>
     </w:r>

--- a/tillsyn/A 9402-2025 tillsynsbegäran.docx
+++ b/tillsyn/A 9402-2025 tillsynsbegäran.docx
@@ -847,7 +847,7 @@
     <w:r>
       <w:tab/>
       <w:tab/>
-      <w:t>2025-07-09</w:t>
+      <w:t>2025-07-11</w:t>
       <w:br/>
       <w:br/>
     </w:r>

--- a/tillsyn/A 9402-2025 tillsynsbegäran.docx
+++ b/tillsyn/A 9402-2025 tillsynsbegäran.docx
@@ -847,7 +847,7 @@
     <w:r>
       <w:tab/>
       <w:tab/>
-      <w:t>2025-07-11</w:t>
+      <w:t>2025-07-12</w:t>
       <w:br/>
       <w:br/>
     </w:r>

--- a/tillsyn/A 9402-2025 tillsynsbegäran.docx
+++ b/tillsyn/A 9402-2025 tillsynsbegäran.docx
@@ -847,7 +847,7 @@
     <w:r>
       <w:tab/>
       <w:tab/>
-      <w:t>2025-07-12</w:t>
+      <w:t>2025-07-13</w:t>
       <w:br/>
       <w:br/>
     </w:r>

--- a/tillsyn/A 9402-2025 tillsynsbegäran.docx
+++ b/tillsyn/A 9402-2025 tillsynsbegäran.docx
@@ -847,7 +847,7 @@
     <w:r>
       <w:tab/>
       <w:tab/>
-      <w:t>2025-07-13</w:t>
+      <w:t>2025-07-14</w:t>
       <w:br/>
       <w:br/>
     </w:r>

--- a/tillsyn/A 9402-2025 tillsynsbegäran.docx
+++ b/tillsyn/A 9402-2025 tillsynsbegäran.docx
@@ -885,7 +885,7 @@
     <w:r>
       <w:tab/>
       <w:tab/>
-      <w:t>2025-08-06</w:t>
+      <w:t>2025-08-09</w:t>
       <w:br/>
       <w:br/>
     </w:r>
